--- a/Документы/Кравцов_М.В_М3О-606С-20_Экономическая_часть.docx
+++ b/Документы/Кравцов_М.В_М3О-606С-20_Экономическая_часть.docx
@@ -3530,6 +3530,7 @@
         <w:jc w:val="center"/>
         <w:rPr>
           <w:rFonts w:eastAsiaTheme="minorEastAsia" w:cs="Times New Roman"/>
+          <w:sz w:val="28"/>
           <w:szCs w:val="28"/>
         </w:rPr>
       </w:pPr>
@@ -3802,6 +3803,16 @@
     </w:p>
     <w:p>
       <w:pPr>
+        <w:ind w:firstLine="708"/>
+        <w:jc w:val="center"/>
+        <w:rPr>
+          <w:rFonts w:eastAsiaTheme="minorEastAsia" w:cs="Times New Roman"/>
+          <w:szCs w:val="28"/>
+        </w:rPr>
+      </w:pPr>
+    </w:p>
+    <w:p>
+      <w:pPr>
         <w:pStyle w:val="11"/>
       </w:pPr>
       <w:r>
@@ -4464,7 +4475,6 @@
           <w:szCs w:val="24"/>
           <w:lang w:eastAsia="ru-RU"/>
         </w:rPr>
-        <w:lastRenderedPageBreak/>
         <w:t>Таблица 4.4</w:t>
       </w:r>
       <w:r>
@@ -5789,6 +5799,7 @@
           <w:rPr>
             <w:rFonts w:ascii="Cambria Math" w:hAnsi="Cambria Math"/>
           </w:rPr>
+          <w:lastRenderedPageBreak/>
           <m:t>b =</m:t>
         </m:r>
         <m:func>
@@ -6867,7 +6878,15 @@
           <w:rFonts w:ascii="Times New Roman" w:hAnsi="Times New Roman" w:cs="Times New Roman"/>
           <w:sz w:val="28"/>
         </w:rPr>
-        <w:t xml:space="preserve">Данный дипломный проект включает в себя традиционный метод программирования, когда каждый ПП содержит все этапы решения задач (комплексов задач), начиная с ввода исходных </w:t>
+        <w:t xml:space="preserve">Данный дипломный проект включает в себя традиционный метод программирования, когда каждый ПП содержит все этапы решения задач </w:t>
+      </w:r>
+      <w:r>
+        <w:rPr>
+          <w:rFonts w:ascii="Times New Roman" w:hAnsi="Times New Roman" w:cs="Times New Roman"/>
+          <w:sz w:val="28"/>
+        </w:rPr>
+        <w:lastRenderedPageBreak/>
+        <w:t xml:space="preserve">(комплексов задач), начиная с ввода исходных </w:t>
       </w:r>
       <w:proofErr w:type="gramStart"/>
       <w:r>
@@ -6883,15 +6902,7 @@
           <w:rFonts w:ascii="Times New Roman" w:hAnsi="Times New Roman" w:cs="Times New Roman"/>
           <w:sz w:val="28"/>
         </w:rPr>
-        <w:t xml:space="preserve"> и кончая выводом </w:t>
-      </w:r>
-      <w:r>
-        <w:rPr>
-          <w:rFonts w:ascii="Times New Roman" w:hAnsi="Times New Roman" w:cs="Times New Roman"/>
-          <w:sz w:val="28"/>
-        </w:rPr>
-        <w:lastRenderedPageBreak/>
-        <w:t>результатов, поэтому общая трудоемкость реализации ПП, выраженная через параметры объектов, алгоритмов ПП и базовые трудоемкости программирования типовых процедур, рассчитывается по формуле:</w:t>
+        <w:t xml:space="preserve"> и кончая выводом результатов, поэтому общая трудоемкость реализации ПП, выраженная через параметры объектов, алгоритмов ПП и базовые трудоемкости программирования типовых процедур, рассчитывается по формуле:</w:t>
       </w:r>
     </w:p>
     <w:p/>
@@ -9827,6 +9838,17 @@
     </w:p>
     <w:p>
       <w:pPr>
+        <w:spacing w:after="0" w:line="360" w:lineRule="auto"/>
+        <w:ind w:firstLine="709"/>
+        <w:jc w:val="both"/>
+        <w:rPr>
+          <w:rFonts w:ascii="Times New Roman" w:hAnsi="Times New Roman" w:cs="Times New Roman"/>
+          <w:sz w:val="28"/>
+        </w:rPr>
+      </w:pPr>
+    </w:p>
+    <w:p>
+      <w:pPr>
         <w:ind w:left="2829" w:firstLine="857"/>
         <w:rPr>
           <w:rFonts w:ascii="Times New Roman" w:hAnsi="Times New Roman" w:cs="Times New Roman"/>
@@ -11564,7 +11586,6 @@
           <w:rFonts w:ascii="Times New Roman" w:hAnsi="Times New Roman" w:cs="Times New Roman"/>
           <w:sz w:val="28"/>
         </w:rPr>
-        <w:lastRenderedPageBreak/>
         <w:t>Графическое построение календарного графика проводится в осях: календарные даты, трудоемкость и даты окончания каждого стадии (этапа) работ. На рисунке 4.1 представлен календарный график, с помощью которого можно визуально оценить трудоемкость на каждой стадии проведенных работ.</w:t>
       </w:r>
     </w:p>
@@ -11633,16 +11654,7 @@
           <w:sz w:val="28"/>
           <w:szCs w:val="28"/>
         </w:rPr>
-        <w:t xml:space="preserve">Рисунок </w:t>
-      </w:r>
-      <w:proofErr w:type="gramStart"/>
-      <w:r>
-        <w:rPr>
-          <w:rFonts w:ascii="Times New Roman" w:hAnsi="Times New Roman" w:cs="Times New Roman"/>
-          <w:sz w:val="28"/>
-          <w:szCs w:val="28"/>
-        </w:rPr>
-        <w:t xml:space="preserve">4.1  </w:t>
+        <w:t xml:space="preserve">Рисунок 4.1 </w:t>
       </w:r>
       <w:r>
         <w:rPr>
@@ -11650,16 +11662,7 @@
           <w:sz w:val="28"/>
           <w:szCs w:val="44"/>
         </w:rPr>
-        <w:t>–</w:t>
-      </w:r>
-      <w:proofErr w:type="gramEnd"/>
-      <w:r>
-        <w:rPr>
-          <w:rFonts w:ascii="Times New Roman" w:hAnsi="Times New Roman" w:cs="Times New Roman"/>
-          <w:sz w:val="28"/>
-          <w:szCs w:val="44"/>
-        </w:rPr>
-        <w:t xml:space="preserve"> </w:t>
+        <w:t xml:space="preserve">– </w:t>
       </w:r>
       <w:r>
         <w:rPr>
@@ -11995,6 +11998,7 @@
         </w:rPr>
       </w:pPr>
       <w:r>
+        <w:lastRenderedPageBreak/>
         <w:t>где</w:t>
       </w:r>
       <w:r>
@@ -14806,7 +14810,6 @@
           <w:rFonts w:ascii="Times New Roman" w:hAnsi="Times New Roman" w:cs="Times New Roman"/>
           <w:sz w:val="28"/>
         </w:rPr>
-        <w:lastRenderedPageBreak/>
         <w:t xml:space="preserve">Итоговая величина заработной платы сотрудников за все этапы работы составляет: </w:t>
       </w:r>
     </w:p>
@@ -15789,25 +15792,23 @@
           <w:sz w:val="28"/>
           <w:szCs w:val="28"/>
         </w:rPr>
-        <w:t xml:space="preserve">Отчисление на страховые </w:t>
-      </w:r>
-      <w:proofErr w:type="gramStart"/>
+        <w:t>Отчисление на страховые взносы</w:t>
+      </w:r>
       <w:r>
         <w:rPr>
           <w:rFonts w:ascii="Times New Roman" w:eastAsiaTheme="minorEastAsia" w:hAnsi="Times New Roman" w:cs="Times New Roman"/>
           <w:sz w:val="28"/>
           <w:szCs w:val="28"/>
         </w:rPr>
-        <w:t>взносы(</w:t>
-      </w:r>
-      <w:proofErr w:type="gramEnd"/>
+        <w:t xml:space="preserve"> </w:t>
+      </w:r>
       <w:r>
         <w:rPr>
           <w:rFonts w:ascii="Times New Roman" w:eastAsiaTheme="minorEastAsia" w:hAnsi="Times New Roman" w:cs="Times New Roman"/>
           <w:sz w:val="28"/>
           <w:szCs w:val="28"/>
         </w:rPr>
-        <w:t>30,2</w:t>
+        <w:t>(30,2</w:t>
       </w:r>
       <w:r>
         <w:rPr>
@@ -16067,7 +16068,39 @@
             <w:sz w:val="28"/>
             <w:szCs w:val="28"/>
           </w:rPr>
-          <m:t xml:space="preserve">=330000* 0,302=99660 </m:t>
+          <m:t>=</m:t>
+        </m:r>
+        <m:r>
+          <w:rPr>
+            <w:rFonts w:ascii="Cambria Math" w:hAnsi="Cambria Math" w:cs="Times New Roman"/>
+            <w:sz w:val="28"/>
+            <w:szCs w:val="28"/>
+          </w:rPr>
+          <m:t>396000</m:t>
+        </m:r>
+        <m:r>
+          <w:rPr>
+            <w:rFonts w:ascii="Cambria Math" w:hAnsi="Cambria Math" w:cs="Times New Roman"/>
+            <w:sz w:val="28"/>
+            <w:szCs w:val="28"/>
+          </w:rPr>
+          <m:t>* 0,302=</m:t>
+        </m:r>
+        <m:r>
+          <w:rPr>
+            <w:rFonts w:ascii="Cambria Math" w:hAnsi="Cambria Math" w:cs="Times New Roman"/>
+            <w:sz w:val="28"/>
+            <w:szCs w:val="28"/>
+          </w:rPr>
+          <m:t>119592</m:t>
+        </m:r>
+        <m:r>
+          <w:rPr>
+            <w:rFonts w:ascii="Cambria Math" w:hAnsi="Cambria Math" w:cs="Times New Roman"/>
+            <w:sz w:val="28"/>
+            <w:szCs w:val="28"/>
+          </w:rPr>
+          <m:t xml:space="preserve"> </m:t>
         </m:r>
       </m:oMath>
       <w:r>
@@ -16270,7 +16303,6 @@
           <w:sz w:val="28"/>
           <w:szCs w:val="28"/>
         </w:rPr>
-        <w:lastRenderedPageBreak/>
         <w:t>Тогда</w:t>
       </w:r>
       <w:r>
@@ -16684,6 +16716,16 @@
               </w:rPr>
               <w:t>39600</w:t>
             </w:r>
+            <w:r>
+              <w:rPr>
+                <w:rFonts w:ascii="Times New Roman" w:hAnsi="Times New Roman" w:cs="Times New Roman"/>
+                <w:bCs/>
+                <w:iCs/>
+                <w:sz w:val="28"/>
+                <w:szCs w:val="28"/>
+              </w:rPr>
+              <w:t>0</w:t>
+            </w:r>
           </w:p>
         </w:tc>
         <w:tc>
@@ -16827,6 +16869,7 @@
                 <w:iCs/>
                 <w:sz w:val="28"/>
                 <w:szCs w:val="28"/>
+                <w:lang w:val="en-US"/>
               </w:rPr>
             </w:pPr>
             <w:r>
@@ -16836,8 +16879,9 @@
                 <w:iCs/>
                 <w:sz w:val="28"/>
                 <w:szCs w:val="28"/>
-              </w:rPr>
-              <w:t>99600</w:t>
+                <w:lang w:val="en-US"/>
+              </w:rPr>
+              <w:t>119592</w:t>
             </w:r>
           </w:p>
         </w:tc>
@@ -17336,7 +17380,31 @@
                     <w:sz w:val="28"/>
                     <w:szCs w:val="28"/>
                   </w:rPr>
-                  <m:t>=1023660</m:t>
+                  <m:t>=10</m:t>
+                </m:r>
+                <m:r>
+                  <w:rPr>
+                    <w:rFonts w:ascii="Cambria Math" w:hAnsi="Cambria Math" w:cs="Times New Roman"/>
+                    <w:sz w:val="28"/>
+                    <w:szCs w:val="28"/>
+                  </w:rPr>
+                  <m:t>4</m:t>
+                </m:r>
+                <m:r>
+                  <w:rPr>
+                    <w:rFonts w:ascii="Cambria Math" w:hAnsi="Cambria Math" w:cs="Times New Roman"/>
+                    <w:sz w:val="28"/>
+                    <w:szCs w:val="28"/>
+                  </w:rPr>
+                  <m:t>3</m:t>
+                </m:r>
+                <m:r>
+                  <w:rPr>
+                    <w:rFonts w:ascii="Cambria Math" w:hAnsi="Cambria Math" w:cs="Times New Roman"/>
+                    <w:sz w:val="28"/>
+                    <w:szCs w:val="28"/>
+                  </w:rPr>
+                  <m:t>592</m:t>
                 </m:r>
               </m:oMath>
             </m:oMathPara>
@@ -17933,7 +18001,39 @@
             <w:sz w:val="28"/>
             <w:szCs w:val="28"/>
           </w:rPr>
-          <m:t>=1023660+</m:t>
+          <m:t>=10</m:t>
+        </m:r>
+        <m:r>
+          <w:rPr>
+            <w:rFonts w:ascii="Cambria Math" w:hAnsi="Cambria Math" w:cs="Times New Roman"/>
+            <w:sz w:val="28"/>
+            <w:szCs w:val="28"/>
+          </w:rPr>
+          <m:t>4</m:t>
+        </m:r>
+        <m:r>
+          <w:rPr>
+            <w:rFonts w:ascii="Cambria Math" w:hAnsi="Cambria Math" w:cs="Times New Roman"/>
+            <w:sz w:val="28"/>
+            <w:szCs w:val="28"/>
+          </w:rPr>
+          <m:t>3</m:t>
+        </m:r>
+        <m:r>
+          <w:rPr>
+            <w:rFonts w:ascii="Cambria Math" w:hAnsi="Cambria Math" w:cs="Times New Roman"/>
+            <w:sz w:val="28"/>
+            <w:szCs w:val="28"/>
+          </w:rPr>
+          <m:t>592</m:t>
+        </m:r>
+        <m:r>
+          <w:rPr>
+            <w:rFonts w:ascii="Cambria Math" w:hAnsi="Cambria Math" w:cs="Times New Roman"/>
+            <w:sz w:val="28"/>
+            <w:szCs w:val="28"/>
+          </w:rPr>
+          <m:t>+</m:t>
         </m:r>
         <m:f>
           <m:fPr>
@@ -17973,7 +18073,15 @@
             <w:sz w:val="28"/>
             <w:szCs w:val="28"/>
           </w:rPr>
-          <m:t>=1683660</m:t>
+          <m:t>=1</m:t>
+        </m:r>
+        <m:r>
+          <w:rPr>
+            <w:rFonts w:ascii="Cambria Math" w:eastAsiaTheme="minorEastAsia" w:hAnsi="Cambria Math" w:cs="Times New Roman"/>
+            <w:sz w:val="28"/>
+            <w:szCs w:val="28"/>
+          </w:rPr>
+          <m:t>703592</m:t>
         </m:r>
       </m:oMath>
       <w:r>
@@ -18079,23 +18187,7 @@
           <w:rFonts w:ascii="Times New Roman" w:hAnsi="Times New Roman" w:cs="Times New Roman"/>
           <w:sz w:val="28"/>
         </w:rPr>
-        <w:t>). Экономический эффект определяется как годовая экономия на текущих расходах, причем во внимание пр</w:t>
-      </w:r>
-      <w:proofErr w:type="spellStart"/>
-      <w:r>
-        <w:rPr>
-          <w:rFonts w:ascii="Times New Roman" w:hAnsi="Times New Roman" w:cs="Times New Roman"/>
-          <w:sz w:val="28"/>
-        </w:rPr>
-        <w:t>инимаются</w:t>
-      </w:r>
-      <w:proofErr w:type="spellEnd"/>
-      <w:r>
-        <w:rPr>
-          <w:rFonts w:ascii="Times New Roman" w:hAnsi="Times New Roman" w:cs="Times New Roman"/>
-          <w:sz w:val="28"/>
-        </w:rPr>
-        <w:t xml:space="preserve"> изменения статьи затрат.</w:t>
+        <w:t>). Экономический эффект определяется как годовая экономия на текущих расходах, причем во внимание принимаются изменения статьи затрат.</w:t>
       </w:r>
     </w:p>
     <w:p>
@@ -19526,7 +19618,18 @@
                   <w:sz w:val="28"/>
                   <w:szCs w:val="28"/>
                 </w:rPr>
-                <m:t>1683660</m:t>
+                <m:t>1</m:t>
+              </m:r>
+              <m:r>
+                <m:rPr>
+                  <m:sty m:val="p"/>
+                </m:rPr>
+                <w:rPr>
+                  <w:rFonts w:ascii="Cambria Math" w:hAnsi="Cambria Math" w:cs="Times New Roman"/>
+                  <w:sz w:val="28"/>
+                  <w:szCs w:val="28"/>
+                </w:rPr>
+                <m:t>703592</m:t>
               </m:r>
             </m:den>
           </m:f>
@@ -19535,7 +19638,14 @@
               <w:rFonts w:ascii="Cambria Math" w:hAnsi="Cambria Math" w:cs="Times New Roman"/>
               <w:sz w:val="28"/>
             </w:rPr>
-            <m:t>=0,26</m:t>
+            <m:t>=0,2</m:t>
+          </m:r>
+          <m:r>
+            <w:rPr>
+              <w:rFonts w:ascii="Cambria Math" w:hAnsi="Cambria Math" w:cs="Times New Roman"/>
+              <w:sz w:val="28"/>
+            </w:rPr>
+            <m:t>57</m:t>
           </m:r>
         </m:oMath>
       </m:oMathPara>
@@ -19892,7 +20002,21 @@
               <w:rFonts w:ascii="Cambria Math" w:hAnsi="Cambria Math" w:cs="Times New Roman"/>
               <w:sz w:val="28"/>
             </w:rPr>
-            <m:t>= 3.8 года</m:t>
+            <m:t>= 3.</m:t>
+          </m:r>
+          <m:r>
+            <w:rPr>
+              <w:rFonts w:ascii="Cambria Math" w:hAnsi="Cambria Math" w:cs="Times New Roman"/>
+              <w:sz w:val="28"/>
+            </w:rPr>
+            <m:t>9</m:t>
+          </m:r>
+          <m:r>
+            <w:rPr>
+              <w:rFonts w:ascii="Cambria Math" w:hAnsi="Cambria Math" w:cs="Times New Roman"/>
+              <w:sz w:val="28"/>
+            </w:rPr>
+            <m:t xml:space="preserve"> года</m:t>
           </m:r>
         </m:oMath>
       </m:oMathPara>
@@ -20283,7 +20407,7 @@
             <w:sz w:val="28"/>
             <w:szCs w:val="28"/>
           </w:rPr>
-          <m:t>=1023660 руб.</m:t>
+          <m:t>=10</m:t>
         </m:r>
         <m:r>
           <w:rPr>
@@ -20291,7 +20415,31 @@
             <w:sz w:val="28"/>
             <w:szCs w:val="28"/>
           </w:rPr>
-          <m:t xml:space="preserve">; </m:t>
+          <m:t>4</m:t>
+        </m:r>
+        <m:r>
+          <w:rPr>
+            <w:rFonts w:ascii="Cambria Math" w:hAnsi="Cambria Math" w:cs="Times New Roman"/>
+            <w:sz w:val="28"/>
+            <w:szCs w:val="28"/>
+          </w:rPr>
+          <m:t>3</m:t>
+        </m:r>
+        <m:r>
+          <w:rPr>
+            <w:rFonts w:ascii="Cambria Math" w:hAnsi="Cambria Math" w:cs="Times New Roman"/>
+            <w:sz w:val="28"/>
+            <w:szCs w:val="28"/>
+          </w:rPr>
+          <m:t>592</m:t>
+        </m:r>
+        <m:r>
+          <w:rPr>
+            <w:rFonts w:ascii="Cambria Math" w:hAnsi="Cambria Math" w:cs="Times New Roman"/>
+            <w:sz w:val="28"/>
+            <w:szCs w:val="28"/>
+          </w:rPr>
+          <m:t xml:space="preserve"> руб.; </m:t>
         </m:r>
       </m:oMath>
     </w:p>
@@ -20366,15 +20514,7 @@
             <w:sz w:val="28"/>
             <w:szCs w:val="28"/>
           </w:rPr>
-          <m:t>=438000 руб.</m:t>
-        </m:r>
-        <m:r>
-          <w:rPr>
-            <w:rFonts w:ascii="Cambria Math" w:hAnsi="Cambria Math" w:cs="Times New Roman"/>
-            <w:sz w:val="28"/>
-            <w:szCs w:val="28"/>
-          </w:rPr>
-          <m:t>;</m:t>
+          <m:t>=438000 руб.;</m:t>
         </m:r>
       </m:oMath>
     </w:p>
@@ -20451,7 +20591,14 @@
             <w:rFonts w:ascii="Cambria Math" w:hAnsi="Cambria Math" w:cs="Times New Roman"/>
             <w:sz w:val="28"/>
           </w:rPr>
-          <m:t>=0,26</m:t>
+          <m:t>=0,2</m:t>
+        </m:r>
+        <m:r>
+          <w:rPr>
+            <w:rFonts w:ascii="Cambria Math" w:hAnsi="Cambria Math" w:cs="Times New Roman"/>
+            <w:sz w:val="28"/>
+          </w:rPr>
+          <m:t>57</m:t>
         </m:r>
       </m:oMath>
     </w:p>
